--- a/期中考試/114學年上學期_資料探勘_期中考試(申論題).docx
+++ b/期中考試/114學年上學期_資料探勘_期中考試(申論題).docx
@@ -112,7 +112,6 @@
           <w:color w:val="000000" w:themeColor="text1"/>
           <w:sz w:val="36"/>
           <w:szCs w:val="36"/>
-          <w:shd w:val="pct15" w:color="auto" w:fill="FFFFFF"/>
         </w:rPr>
         <w:t>資料探勘</w:t>
       </w:r>
@@ -405,17 +404,16 @@
           <w:rFonts w:ascii="標楷體" w:eastAsia="標楷體" w:hAnsi="標楷體"/>
           <w:bCs/>
           <w:color w:val="000000" w:themeColor="text1"/>
-          <w:sz w:val="28"/>
-          <w:szCs w:val="28"/>
-        </w:rPr>
-      </w:pPr>
-      <w:r>
-        <w:rPr>
-          <w:rFonts w:ascii="標楷體" w:eastAsia="標楷體" w:hAnsi="標楷體" w:hint="eastAsia"/>
-          <w:bCs/>
-          <w:color w:val="000000" w:themeColor="text1"/>
           <w:szCs w:val="24"/>
         </w:rPr>
+      </w:pPr>
+      <w:r>
+        <w:rPr>
+          <w:rFonts w:ascii="標楷體" w:eastAsia="標楷體" w:hAnsi="標楷體" w:hint="eastAsia"/>
+          <w:bCs/>
+          <w:color w:val="000000" w:themeColor="text1"/>
+          <w:szCs w:val="24"/>
+        </w:rPr>
         <w:t>註</w:t>
       </w:r>
       <w:r>
@@ -523,6 +521,19 @@
         <w:adjustRightInd w:val="0"/>
         <w:snapToGrid w:val="0"/>
         <w:rPr>
+          <w:rFonts w:ascii="標楷體" w:eastAsia="標楷體" w:hAnsi="標楷體" w:hint="eastAsia"/>
+          <w:bCs/>
+          <w:color w:val="000000" w:themeColor="text1"/>
+          <w:sz w:val="28"/>
+          <w:szCs w:val="28"/>
+        </w:rPr>
+      </w:pPr>
+    </w:p>
+    <w:p>
+      <w:pPr>
+        <w:adjustRightInd w:val="0"/>
+        <w:snapToGrid w:val="0"/>
+        <w:rPr>
           <w:rFonts w:ascii="標楷體" w:eastAsia="標楷體" w:hAnsi="標楷體"/>
           <w:bCs/>
           <w:color w:val="000000" w:themeColor="text1"/>
@@ -764,13 +775,940 @@
           <w:sz w:val="28"/>
           <w:szCs w:val="28"/>
         </w:rPr>
-        <w:t>請說明什麼是均值K-means分群分析</w:t>
-      </w:r>
-      <w:r>
-        <w:rPr>
-          <w:rFonts w:ascii="標楷體" w:eastAsia="標楷體" w:hAnsi="標楷體" w:hint="eastAsia"/>
-          <w:bCs/>
-          <w:color w:val="000000" w:themeColor="text1"/>
+        <w:t>均值</w:t>
+      </w:r>
+      <w:r>
+        <w:rPr>
+          <w:rFonts w:ascii="標楷體" w:eastAsia="標楷體" w:hAnsi="標楷體" w:hint="eastAsia"/>
+          <w:bCs/>
+          <w:color w:val="000000" w:themeColor="text1"/>
+          <w:sz w:val="28"/>
+          <w:szCs w:val="28"/>
+        </w:rPr>
+        <w:t>(</w:t>
+      </w:r>
+      <w:r>
+        <w:rPr>
+          <w:rFonts w:ascii="標楷體" w:eastAsia="標楷體" w:hAnsi="標楷體" w:hint="eastAsia"/>
+          <w:bCs/>
+          <w:color w:val="000000" w:themeColor="text1"/>
+          <w:sz w:val="28"/>
+          <w:szCs w:val="28"/>
+        </w:rPr>
+        <w:t>K-means</w:t>
+      </w:r>
+      <w:r>
+        <w:rPr>
+          <w:rFonts w:ascii="標楷體" w:eastAsia="標楷體" w:hAnsi="標楷體"/>
+          <w:bCs/>
+          <w:color w:val="000000" w:themeColor="text1"/>
+          <w:sz w:val="28"/>
+          <w:szCs w:val="28"/>
+        </w:rPr>
+        <w:t>)</w:t>
+      </w:r>
+      <w:r>
+        <w:rPr>
+          <w:rFonts w:ascii="標楷體" w:eastAsia="標楷體" w:hAnsi="標楷體" w:hint="eastAsia"/>
+          <w:bCs/>
+          <w:color w:val="000000" w:themeColor="text1"/>
+          <w:sz w:val="28"/>
+          <w:szCs w:val="28"/>
+        </w:rPr>
+        <w:t>是最常被使用的</w:t>
+      </w:r>
+      <w:r>
+        <w:rPr>
+          <w:rFonts w:ascii="標楷體" w:eastAsia="標楷體" w:hAnsi="標楷體" w:hint="eastAsia"/>
+          <w:bCs/>
+          <w:color w:val="000000" w:themeColor="text1"/>
+          <w:sz w:val="28"/>
+          <w:szCs w:val="28"/>
+        </w:rPr>
+        <w:t>分群分析</w:t>
+      </w:r>
+      <w:r>
+        <w:rPr>
+          <w:rFonts w:ascii="標楷體" w:eastAsia="標楷體" w:hAnsi="標楷體" w:hint="eastAsia"/>
+          <w:bCs/>
+          <w:color w:val="000000" w:themeColor="text1"/>
+          <w:sz w:val="28"/>
+          <w:szCs w:val="28"/>
+        </w:rPr>
+        <w:t>的方法，</w:t>
+      </w:r>
+      <w:r>
+        <w:rPr>
+          <w:rFonts w:ascii="標楷體" w:eastAsia="標楷體" w:hAnsi="標楷體"/>
+          <w:bCs/>
+          <w:color w:val="000000" w:themeColor="text1"/>
+          <w:sz w:val="28"/>
+          <w:szCs w:val="28"/>
+        </w:rPr>
+        <w:t xml:space="preserve"> </w:t>
+      </w:r>
+      <w:r>
+        <w:rPr>
+          <w:rFonts w:ascii="標楷體" w:eastAsia="標楷體" w:hAnsi="標楷體" w:hint="eastAsia"/>
+          <w:sz w:val="28"/>
+          <w:szCs w:val="28"/>
+        </w:rPr>
+        <w:t>請說明</w:t>
+      </w:r>
+      <w:r>
+        <w:rPr>
+          <w:rFonts w:ascii="標楷體" w:eastAsia="標楷體" w:hAnsi="標楷體" w:hint="eastAsia"/>
+          <w:bCs/>
+          <w:color w:val="000000" w:themeColor="text1"/>
+          <w:sz w:val="28"/>
+          <w:szCs w:val="28"/>
+        </w:rPr>
+        <w:t>均值</w:t>
+      </w:r>
+      <w:r>
+        <w:rPr>
+          <w:rFonts w:ascii="標楷體" w:eastAsia="標楷體" w:hAnsi="標楷體" w:hint="eastAsia"/>
+          <w:bCs/>
+          <w:color w:val="000000" w:themeColor="text1"/>
+          <w:sz w:val="28"/>
+          <w:szCs w:val="28"/>
+        </w:rPr>
+        <w:t>(</w:t>
+      </w:r>
+      <w:r>
+        <w:rPr>
+          <w:rFonts w:ascii="標楷體" w:eastAsia="標楷體" w:hAnsi="標楷體" w:hint="eastAsia"/>
+          <w:bCs/>
+          <w:color w:val="000000" w:themeColor="text1"/>
+          <w:sz w:val="28"/>
+          <w:szCs w:val="28"/>
+        </w:rPr>
+        <w:t>K-means</w:t>
+      </w:r>
+      <w:r>
+        <w:rPr>
+          <w:rFonts w:ascii="標楷體" w:eastAsia="標楷體" w:hAnsi="標楷體"/>
+          <w:bCs/>
+          <w:color w:val="000000" w:themeColor="text1"/>
+          <w:sz w:val="28"/>
+          <w:szCs w:val="28"/>
+        </w:rPr>
+        <w:t>)</w:t>
+      </w:r>
+      <w:r>
+        <w:rPr>
+          <w:rFonts w:ascii="標楷體" w:eastAsia="標楷體" w:hAnsi="標楷體" w:hint="eastAsia"/>
+          <w:bCs/>
+          <w:color w:val="000000" w:themeColor="text1"/>
+          <w:sz w:val="28"/>
+          <w:szCs w:val="28"/>
+        </w:rPr>
+        <w:t>的計算原理</w:t>
+      </w:r>
+      <w:r>
+        <w:rPr>
+          <w:rFonts w:ascii="標楷體" w:eastAsia="標楷體" w:hAnsi="標楷體" w:hint="eastAsia"/>
+          <w:bCs/>
+          <w:color w:val="000000" w:themeColor="text1"/>
+          <w:sz w:val="28"/>
+          <w:szCs w:val="28"/>
+        </w:rPr>
+        <w:t>（</w:t>
+      </w:r>
+      <w:r>
+        <w:rPr>
+          <w:rFonts w:ascii="標楷體" w:eastAsia="標楷體" w:hAnsi="標楷體" w:hint="eastAsia"/>
+          <w:bCs/>
+          <w:color w:val="000000" w:themeColor="text1"/>
+          <w:sz w:val="28"/>
+          <w:szCs w:val="28"/>
+        </w:rPr>
+        <w:t>演算法</w:t>
+      </w:r>
+      <w:r>
+        <w:rPr>
+          <w:rFonts w:ascii="標楷體" w:eastAsia="標楷體" w:hAnsi="標楷體" w:hint="eastAsia"/>
+          <w:bCs/>
+          <w:color w:val="000000" w:themeColor="text1"/>
+          <w:sz w:val="28"/>
+          <w:szCs w:val="28"/>
+        </w:rPr>
+        <w:t>，</w:t>
+      </w:r>
+      <w:r>
+        <w:rPr>
+          <w:rFonts w:ascii="標楷體" w:eastAsia="標楷體" w:hAnsi="標楷體" w:hint="eastAsia"/>
+          <w:bCs/>
+          <w:color w:val="000000" w:themeColor="text1"/>
+          <w:sz w:val="28"/>
+          <w:szCs w:val="28"/>
+        </w:rPr>
+        <w:t>Algorithm)</w:t>
+      </w:r>
+      <w:r>
+        <w:rPr>
+          <w:rFonts w:ascii="標楷體" w:eastAsia="標楷體" w:hAnsi="標楷體" w:hint="eastAsia"/>
+          <w:bCs/>
+          <w:color w:val="000000" w:themeColor="text1"/>
+          <w:sz w:val="28"/>
+          <w:szCs w:val="28"/>
+        </w:rPr>
+        <w:t xml:space="preserve">   (6分)</w:t>
+      </w:r>
+    </w:p>
+    <w:p>
+      <w:pPr>
+        <w:adjustRightInd w:val="0"/>
+        <w:snapToGrid w:val="0"/>
+        <w:rPr>
+          <w:rFonts w:ascii="標楷體" w:eastAsia="標楷體" w:hAnsi="標楷體"/>
+          <w:bCs/>
+          <w:color w:val="000000" w:themeColor="text1"/>
+          <w:sz w:val="28"/>
+          <w:szCs w:val="28"/>
+        </w:rPr>
+      </w:pPr>
+    </w:p>
+    <w:p>
+      <w:pPr>
+        <w:adjustRightInd w:val="0"/>
+        <w:snapToGrid w:val="0"/>
+        <w:rPr>
+          <w:rFonts w:ascii="標楷體" w:eastAsia="標楷體" w:hAnsi="標楷體"/>
+          <w:bCs/>
+          <w:color w:val="000000" w:themeColor="text1"/>
+          <w:sz w:val="28"/>
+          <w:szCs w:val="28"/>
+        </w:rPr>
+      </w:pPr>
+    </w:p>
+    <w:p>
+      <w:pPr>
+        <w:adjustRightInd w:val="0"/>
+        <w:snapToGrid w:val="0"/>
+        <w:rPr>
+          <w:rFonts w:ascii="標楷體" w:eastAsia="標楷體" w:hAnsi="標楷體"/>
+          <w:bCs/>
+          <w:color w:val="000000" w:themeColor="text1"/>
+          <w:sz w:val="28"/>
+          <w:szCs w:val="28"/>
+        </w:rPr>
+      </w:pPr>
+    </w:p>
+    <w:p>
+      <w:pPr>
+        <w:adjustRightInd w:val="0"/>
+        <w:snapToGrid w:val="0"/>
+        <w:rPr>
+          <w:rFonts w:ascii="標楷體" w:eastAsia="標楷體" w:hAnsi="標楷體"/>
+          <w:bCs/>
+          <w:color w:val="000000" w:themeColor="text1"/>
+          <w:sz w:val="28"/>
+          <w:szCs w:val="28"/>
+        </w:rPr>
+      </w:pPr>
+    </w:p>
+    <w:p>
+      <w:pPr>
+        <w:adjustRightInd w:val="0"/>
+        <w:snapToGrid w:val="0"/>
+        <w:rPr>
+          <w:rFonts w:ascii="標楷體" w:eastAsia="標楷體" w:hAnsi="標楷體"/>
+          <w:bCs/>
+          <w:color w:val="000000" w:themeColor="text1"/>
+          <w:sz w:val="28"/>
+          <w:szCs w:val="28"/>
+        </w:rPr>
+      </w:pPr>
+    </w:p>
+    <w:p>
+      <w:pPr>
+        <w:adjustRightInd w:val="0"/>
+        <w:snapToGrid w:val="0"/>
+        <w:rPr>
+          <w:rFonts w:ascii="標楷體" w:eastAsia="標楷體" w:hAnsi="標楷體"/>
+          <w:bCs/>
+          <w:color w:val="000000" w:themeColor="text1"/>
+          <w:sz w:val="28"/>
+          <w:szCs w:val="28"/>
+        </w:rPr>
+      </w:pPr>
+    </w:p>
+    <w:p>
+      <w:pPr>
+        <w:adjustRightInd w:val="0"/>
+        <w:snapToGrid w:val="0"/>
+        <w:rPr>
+          <w:rFonts w:ascii="標楷體" w:eastAsia="標楷體" w:hAnsi="標楷體"/>
+          <w:bCs/>
+          <w:color w:val="000000" w:themeColor="text1"/>
+          <w:sz w:val="28"/>
+          <w:szCs w:val="28"/>
+        </w:rPr>
+      </w:pPr>
+    </w:p>
+    <w:p>
+      <w:pPr>
+        <w:adjustRightInd w:val="0"/>
+        <w:snapToGrid w:val="0"/>
+        <w:rPr>
+          <w:rFonts w:ascii="標楷體" w:eastAsia="標楷體" w:hAnsi="標楷體"/>
+          <w:bCs/>
+          <w:color w:val="000000" w:themeColor="text1"/>
+          <w:sz w:val="28"/>
+          <w:szCs w:val="28"/>
+        </w:rPr>
+      </w:pPr>
+    </w:p>
+    <w:p>
+      <w:pPr>
+        <w:adjustRightInd w:val="0"/>
+        <w:snapToGrid w:val="0"/>
+        <w:rPr>
+          <w:rFonts w:ascii="標楷體" w:eastAsia="標楷體" w:hAnsi="標楷體"/>
+          <w:bCs/>
+          <w:color w:val="000000" w:themeColor="text1"/>
+          <w:sz w:val="28"/>
+          <w:szCs w:val="28"/>
+        </w:rPr>
+      </w:pPr>
+    </w:p>
+    <w:p>
+      <w:pPr>
+        <w:adjustRightInd w:val="0"/>
+        <w:snapToGrid w:val="0"/>
+        <w:rPr>
+          <w:rFonts w:ascii="標楷體" w:eastAsia="標楷體" w:hAnsi="標楷體"/>
+          <w:bCs/>
+          <w:color w:val="000000" w:themeColor="text1"/>
+          <w:sz w:val="28"/>
+          <w:szCs w:val="28"/>
+        </w:rPr>
+      </w:pPr>
+    </w:p>
+    <w:p>
+      <w:pPr>
+        <w:adjustRightInd w:val="0"/>
+        <w:snapToGrid w:val="0"/>
+        <w:rPr>
+          <w:rFonts w:ascii="標楷體" w:eastAsia="標楷體" w:hAnsi="標楷體"/>
+          <w:bCs/>
+          <w:color w:val="000000" w:themeColor="text1"/>
+          <w:sz w:val="28"/>
+          <w:szCs w:val="28"/>
+        </w:rPr>
+      </w:pPr>
+    </w:p>
+    <w:p>
+      <w:pPr>
+        <w:adjustRightInd w:val="0"/>
+        <w:snapToGrid w:val="0"/>
+        <w:rPr>
+          <w:rFonts w:ascii="標楷體" w:eastAsia="標楷體" w:hAnsi="標楷體"/>
+          <w:sz w:val="28"/>
+          <w:szCs w:val="28"/>
+        </w:rPr>
+      </w:pPr>
+      <w:r>
+        <w:rPr>
+          <w:rFonts w:ascii="標楷體" w:eastAsia="標楷體" w:hAnsi="標楷體"/>
+          <w:b/>
+          <w:bCs/>
+          <w:sz w:val="28"/>
+          <w:szCs w:val="28"/>
+        </w:rPr>
+        <w:t>(</w:t>
+      </w:r>
+      <w:r>
+        <w:rPr>
+          <w:rFonts w:ascii="標楷體" w:eastAsia="標楷體" w:hAnsi="標楷體" w:hint="eastAsia"/>
+          <w:sz w:val="28"/>
+          <w:szCs w:val="28"/>
+        </w:rPr>
+        <w:t>題目</w:t>
+      </w:r>
+      <w:r>
+        <w:rPr>
+          <w:rFonts w:ascii="標楷體" w:eastAsia="標楷體" w:hAnsi="標楷體" w:hint="eastAsia"/>
+          <w:b/>
+          <w:bCs/>
+          <w:sz w:val="28"/>
+          <w:szCs w:val="28"/>
+        </w:rPr>
+        <w:t>三</w:t>
+      </w:r>
+      <w:r>
+        <w:rPr>
+          <w:rFonts w:ascii="標楷體" w:eastAsia="標楷體" w:hAnsi="標楷體" w:hint="eastAsia"/>
+          <w:b/>
+          <w:bCs/>
+          <w:sz w:val="28"/>
+          <w:szCs w:val="28"/>
+        </w:rPr>
+        <w:t>)</w:t>
+      </w:r>
+      <w:r>
+        <w:rPr>
+          <w:rFonts w:ascii="標楷體" w:eastAsia="標楷體" w:hAnsi="標楷體"/>
+          <w:b/>
+          <w:bCs/>
+          <w:sz w:val="28"/>
+          <w:szCs w:val="28"/>
+        </w:rPr>
+        <w:t>.</w:t>
+      </w:r>
+      <w:r>
+        <w:rPr>
+          <w:rFonts w:ascii="標楷體" w:eastAsia="標楷體" w:hAnsi="標楷體" w:hint="eastAsia"/>
+          <w:sz w:val="28"/>
+          <w:szCs w:val="28"/>
+        </w:rPr>
+        <w:t>請說明什麼為什麼在資料探勘前，資料必須作「資料標準化」呢?</w:t>
+      </w:r>
+      <w:r>
+        <w:rPr>
+          <w:rFonts w:ascii="標楷體" w:eastAsia="標楷體" w:hAnsi="標楷體"/>
+          <w:sz w:val="28"/>
+          <w:szCs w:val="28"/>
+        </w:rPr>
+        <w:t xml:space="preserve"> </w:t>
+      </w:r>
+      <w:r>
+        <w:rPr>
+          <w:rFonts w:ascii="標楷體" w:eastAsia="標楷體" w:hAnsi="標楷體" w:hint="eastAsia"/>
+          <w:sz w:val="28"/>
+          <w:szCs w:val="28"/>
+        </w:rPr>
+        <w:t>(6分)</w:t>
+      </w:r>
+    </w:p>
+    <w:p>
+      <w:pPr>
+        <w:adjustRightInd w:val="0"/>
+        <w:snapToGrid w:val="0"/>
+        <w:rPr>
+          <w:rFonts w:ascii="標楷體" w:eastAsia="標楷體" w:hAnsi="標楷體"/>
+          <w:sz w:val="28"/>
+          <w:szCs w:val="28"/>
+        </w:rPr>
+      </w:pPr>
+      <w:r>
+        <w:rPr>
+          <w:rFonts w:ascii="標楷體" w:eastAsia="標楷體" w:hAnsi="標楷體" w:hint="eastAsia"/>
+          <w:sz w:val="28"/>
+          <w:szCs w:val="28"/>
+        </w:rPr>
+        <w:t>註:</w:t>
+      </w:r>
+      <w:r>
+        <w:rPr>
+          <w:rFonts w:ascii="標楷體" w:eastAsia="標楷體" w:hAnsi="標楷體" w:hint="eastAsia"/>
+          <w:sz w:val="28"/>
+          <w:szCs w:val="28"/>
+        </w:rPr>
+        <w:t>大</w:t>
+      </w:r>
+      <w:r>
+        <w:rPr>
+          <w:rFonts w:ascii="標楷體" w:eastAsia="標楷體" w:hAnsi="標楷體"/>
+          <w:sz w:val="28"/>
+          <w:szCs w:val="28"/>
+        </w:rPr>
+        <w:t>數據分析</w:t>
+      </w:r>
+      <w:r>
+        <w:rPr>
+          <w:rFonts w:ascii="標楷體" w:eastAsia="標楷體" w:hAnsi="標楷體" w:hint="eastAsia"/>
+          <w:sz w:val="28"/>
+          <w:szCs w:val="28"/>
+        </w:rPr>
+        <w:t>也</w:t>
+      </w:r>
+      <w:r>
+        <w:rPr>
+          <w:rFonts w:ascii="標楷體" w:eastAsia="標楷體" w:hAnsi="標楷體" w:hint="eastAsia"/>
+          <w:sz w:val="28"/>
+          <w:szCs w:val="28"/>
+        </w:rPr>
+        <w:t>可</w:t>
+      </w:r>
+      <w:r>
+        <w:rPr>
+          <w:rFonts w:ascii="標楷體" w:eastAsia="標楷體" w:hAnsi="標楷體" w:hint="eastAsia"/>
+          <w:sz w:val="28"/>
+          <w:szCs w:val="28"/>
+        </w:rPr>
+        <w:t>使用</w:t>
+      </w:r>
+      <w:r>
+        <w:rPr>
+          <w:rFonts w:ascii="標楷體" w:eastAsia="標楷體" w:hAnsi="標楷體" w:hint="eastAsia"/>
+          <w:sz w:val="28"/>
+          <w:szCs w:val="28"/>
+        </w:rPr>
+        <w:t>「資料正規化」</w:t>
+      </w:r>
+      <w:r>
+        <w:rPr>
+          <w:rFonts w:ascii="標楷體" w:eastAsia="標楷體" w:hAnsi="標楷體" w:hint="eastAsia"/>
+          <w:sz w:val="28"/>
+          <w:szCs w:val="28"/>
+        </w:rPr>
+        <w:t>將資料</w:t>
+      </w:r>
+      <w:r>
+        <w:rPr>
+          <w:rFonts w:ascii="標楷體" w:eastAsia="標楷體" w:hAnsi="標楷體"/>
+          <w:sz w:val="28"/>
+          <w:szCs w:val="28"/>
+        </w:rPr>
+        <w:t>按比例縮放至[0,1]的區間中</w:t>
+      </w:r>
+      <w:r>
+        <w:rPr>
+          <w:rFonts w:ascii="標楷體" w:eastAsia="標楷體" w:hAnsi="標楷體" w:hint="eastAsia"/>
+          <w:sz w:val="28"/>
+          <w:szCs w:val="28"/>
+        </w:rPr>
+        <w:t xml:space="preserve"> </w:t>
+      </w:r>
+    </w:p>
+    <w:p>
+      <w:pPr>
+        <w:adjustRightInd w:val="0"/>
+        <w:snapToGrid w:val="0"/>
+        <w:rPr>
+          <w:rFonts w:ascii="標楷體" w:eastAsia="標楷體" w:hAnsi="標楷體"/>
+          <w:bCs/>
+          <w:color w:val="000000" w:themeColor="text1"/>
+          <w:sz w:val="28"/>
+          <w:szCs w:val="28"/>
+        </w:rPr>
+      </w:pPr>
+    </w:p>
+    <w:p>
+      <w:pPr>
+        <w:adjustRightInd w:val="0"/>
+        <w:snapToGrid w:val="0"/>
+        <w:rPr>
+          <w:rFonts w:ascii="標楷體" w:eastAsia="標楷體" w:hAnsi="標楷體"/>
+          <w:bCs/>
+          <w:color w:val="000000" w:themeColor="text1"/>
+          <w:sz w:val="28"/>
+          <w:szCs w:val="28"/>
+        </w:rPr>
+      </w:pPr>
+    </w:p>
+    <w:p>
+      <w:pPr>
+        <w:adjustRightInd w:val="0"/>
+        <w:snapToGrid w:val="0"/>
+        <w:rPr>
+          <w:rFonts w:ascii="標楷體" w:eastAsia="標楷體" w:hAnsi="標楷體"/>
+          <w:bCs/>
+          <w:color w:val="000000" w:themeColor="text1"/>
+          <w:sz w:val="28"/>
+          <w:szCs w:val="28"/>
+        </w:rPr>
+      </w:pPr>
+    </w:p>
+    <w:p>
+      <w:pPr>
+        <w:adjustRightInd w:val="0"/>
+        <w:snapToGrid w:val="0"/>
+        <w:rPr>
+          <w:rFonts w:ascii="標楷體" w:eastAsia="標楷體" w:hAnsi="標楷體"/>
+          <w:bCs/>
+          <w:color w:val="000000" w:themeColor="text1"/>
+          <w:sz w:val="28"/>
+          <w:szCs w:val="28"/>
+        </w:rPr>
+      </w:pPr>
+    </w:p>
+    <w:p>
+      <w:pPr>
+        <w:adjustRightInd w:val="0"/>
+        <w:snapToGrid w:val="0"/>
+        <w:rPr>
+          <w:rFonts w:ascii="標楷體" w:eastAsia="標楷體" w:hAnsi="標楷體"/>
+          <w:bCs/>
+          <w:color w:val="000000" w:themeColor="text1"/>
+          <w:sz w:val="28"/>
+          <w:szCs w:val="28"/>
+        </w:rPr>
+      </w:pPr>
+    </w:p>
+    <w:p>
+      <w:pPr>
+        <w:adjustRightInd w:val="0"/>
+        <w:snapToGrid w:val="0"/>
+        <w:rPr>
+          <w:rFonts w:ascii="標楷體" w:eastAsia="標楷體" w:hAnsi="標楷體"/>
+          <w:bCs/>
+          <w:color w:val="000000" w:themeColor="text1"/>
+          <w:sz w:val="28"/>
+          <w:szCs w:val="28"/>
+        </w:rPr>
+      </w:pPr>
+    </w:p>
+    <w:p>
+      <w:pPr>
+        <w:adjustRightInd w:val="0"/>
+        <w:snapToGrid w:val="0"/>
+        <w:rPr>
+          <w:rFonts w:ascii="標楷體" w:eastAsia="標楷體" w:hAnsi="標楷體"/>
+          <w:bCs/>
+          <w:color w:val="000000" w:themeColor="text1"/>
+          <w:sz w:val="28"/>
+          <w:szCs w:val="28"/>
+        </w:rPr>
+      </w:pPr>
+    </w:p>
+    <w:p>
+      <w:pPr>
+        <w:adjustRightInd w:val="0"/>
+        <w:snapToGrid w:val="0"/>
+        <w:rPr>
+          <w:rFonts w:ascii="標楷體" w:eastAsia="標楷體" w:hAnsi="標楷體"/>
+          <w:bCs/>
+          <w:color w:val="000000" w:themeColor="text1"/>
+          <w:sz w:val="28"/>
+          <w:szCs w:val="28"/>
+        </w:rPr>
+      </w:pPr>
+    </w:p>
+    <w:p>
+      <w:pPr>
+        <w:adjustRightInd w:val="0"/>
+        <w:snapToGrid w:val="0"/>
+        <w:rPr>
+          <w:rFonts w:ascii="標楷體" w:eastAsia="標楷體" w:hAnsi="標楷體"/>
+          <w:bCs/>
+          <w:color w:val="000000" w:themeColor="text1"/>
+          <w:sz w:val="28"/>
+          <w:szCs w:val="28"/>
+        </w:rPr>
+      </w:pPr>
+      <w:r>
+        <w:rPr>
+          <w:rFonts w:ascii="標楷體" w:eastAsia="標楷體" w:hAnsi="標楷體" w:hint="eastAsia"/>
+          <w:bCs/>
+          <w:color w:val="000000" w:themeColor="text1"/>
+          <w:sz w:val="28"/>
+          <w:szCs w:val="28"/>
+        </w:rPr>
+        <w:t>（</w:t>
+      </w:r>
+      <w:r>
+        <w:rPr>
+          <w:rFonts w:ascii="標楷體" w:eastAsia="標楷體" w:hAnsi="標楷體" w:hint="eastAsia"/>
+          <w:bCs/>
+          <w:color w:val="000000" w:themeColor="text1"/>
+          <w:sz w:val="28"/>
+          <w:szCs w:val="28"/>
+        </w:rPr>
+        <w:t>題目</w:t>
+      </w:r>
+      <w:r>
+        <w:rPr>
+          <w:rFonts w:ascii="標楷體" w:eastAsia="標楷體" w:hAnsi="標楷體" w:hint="eastAsia"/>
+          <w:bCs/>
+          <w:color w:val="000000" w:themeColor="text1"/>
+          <w:sz w:val="28"/>
+          <w:szCs w:val="28"/>
+        </w:rPr>
+        <w:t>四</w:t>
+      </w:r>
+      <w:r>
+        <w:rPr>
+          <w:rFonts w:ascii="標楷體" w:eastAsia="標楷體" w:hAnsi="標楷體" w:hint="eastAsia"/>
+          <w:bCs/>
+          <w:color w:val="000000" w:themeColor="text1"/>
+          <w:sz w:val="28"/>
+          <w:szCs w:val="28"/>
+        </w:rPr>
+        <w:t>）．</w:t>
+      </w:r>
+      <w:r>
+        <w:rPr>
+          <w:rFonts w:ascii="標楷體" w:eastAsia="標楷體" w:hAnsi="標楷體" w:hint="eastAsia"/>
+          <w:bCs/>
+          <w:color w:val="000000" w:themeColor="text1"/>
+          <w:sz w:val="28"/>
+          <w:szCs w:val="28"/>
+        </w:rPr>
+        <w:t>請說明什麼是:分類Classification，須包括它主要拿來作什麼用途 ?  (6分)</w:t>
+      </w:r>
+    </w:p>
+    <w:p>
+      <w:pPr>
+        <w:adjustRightInd w:val="0"/>
+        <w:snapToGrid w:val="0"/>
+        <w:rPr>
+          <w:rFonts w:ascii="標楷體" w:eastAsia="標楷體" w:hAnsi="標楷體"/>
+          <w:bCs/>
+          <w:color w:val="000000" w:themeColor="text1"/>
+          <w:sz w:val="28"/>
+          <w:szCs w:val="28"/>
+        </w:rPr>
+      </w:pPr>
+    </w:p>
+    <w:p>
+      <w:pPr>
+        <w:adjustRightInd w:val="0"/>
+        <w:snapToGrid w:val="0"/>
+        <w:rPr>
+          <w:rFonts w:ascii="標楷體" w:eastAsia="標楷體" w:hAnsi="標楷體"/>
+          <w:bCs/>
+          <w:color w:val="000000" w:themeColor="text1"/>
+          <w:sz w:val="28"/>
+          <w:szCs w:val="28"/>
+        </w:rPr>
+      </w:pPr>
+    </w:p>
+    <w:p>
+      <w:pPr>
+        <w:adjustRightInd w:val="0"/>
+        <w:snapToGrid w:val="0"/>
+        <w:rPr>
+          <w:rFonts w:ascii="標楷體" w:eastAsia="標楷體" w:hAnsi="標楷體"/>
+          <w:bCs/>
+          <w:color w:val="000000" w:themeColor="text1"/>
+          <w:sz w:val="28"/>
+          <w:szCs w:val="28"/>
+        </w:rPr>
+      </w:pPr>
+    </w:p>
+    <w:p>
+      <w:pPr>
+        <w:adjustRightInd w:val="0"/>
+        <w:snapToGrid w:val="0"/>
+        <w:rPr>
+          <w:rFonts w:ascii="標楷體" w:eastAsia="標楷體" w:hAnsi="標楷體"/>
+          <w:bCs/>
+          <w:color w:val="000000" w:themeColor="text1"/>
+          <w:sz w:val="28"/>
+          <w:szCs w:val="28"/>
+        </w:rPr>
+      </w:pPr>
+    </w:p>
+    <w:p>
+      <w:pPr>
+        <w:adjustRightInd w:val="0"/>
+        <w:snapToGrid w:val="0"/>
+        <w:rPr>
+          <w:rFonts w:ascii="標楷體" w:eastAsia="標楷體" w:hAnsi="標楷體"/>
+          <w:bCs/>
+          <w:color w:val="000000" w:themeColor="text1"/>
+          <w:sz w:val="28"/>
+          <w:szCs w:val="28"/>
+        </w:rPr>
+      </w:pPr>
+    </w:p>
+    <w:p>
+      <w:pPr>
+        <w:adjustRightInd w:val="0"/>
+        <w:snapToGrid w:val="0"/>
+        <w:rPr>
+          <w:rFonts w:ascii="標楷體" w:eastAsia="標楷體" w:hAnsi="標楷體"/>
+          <w:bCs/>
+          <w:color w:val="000000" w:themeColor="text1"/>
+          <w:sz w:val="28"/>
+          <w:szCs w:val="28"/>
+        </w:rPr>
+      </w:pPr>
+    </w:p>
+    <w:p>
+      <w:pPr>
+        <w:adjustRightInd w:val="0"/>
+        <w:snapToGrid w:val="0"/>
+        <w:rPr>
+          <w:rFonts w:ascii="標楷體" w:eastAsia="標楷體" w:hAnsi="標楷體"/>
+          <w:bCs/>
+          <w:color w:val="000000" w:themeColor="text1"/>
+          <w:sz w:val="28"/>
+          <w:szCs w:val="28"/>
+        </w:rPr>
+      </w:pPr>
+    </w:p>
+    <w:p>
+      <w:pPr>
+        <w:adjustRightInd w:val="0"/>
+        <w:snapToGrid w:val="0"/>
+        <w:rPr>
+          <w:rFonts w:ascii="標楷體" w:eastAsia="標楷體" w:hAnsi="標楷體"/>
+          <w:bCs/>
+          <w:color w:val="000000" w:themeColor="text1"/>
+          <w:sz w:val="28"/>
+          <w:szCs w:val="28"/>
+        </w:rPr>
+      </w:pPr>
+    </w:p>
+    <w:p>
+      <w:pPr>
+        <w:adjustRightInd w:val="0"/>
+        <w:snapToGrid w:val="0"/>
+        <w:rPr>
+          <w:rFonts w:ascii="標楷體" w:eastAsia="標楷體" w:hAnsi="標楷體"/>
+          <w:bCs/>
+          <w:color w:val="000000" w:themeColor="text1"/>
+          <w:sz w:val="28"/>
+          <w:szCs w:val="28"/>
+        </w:rPr>
+      </w:pPr>
+    </w:p>
+    <w:p>
+      <w:pPr>
+        <w:adjustRightInd w:val="0"/>
+        <w:snapToGrid w:val="0"/>
+        <w:rPr>
+          <w:rFonts w:ascii="標楷體" w:eastAsia="標楷體" w:hAnsi="標楷體"/>
+          <w:bCs/>
+          <w:color w:val="000000" w:themeColor="text1"/>
+          <w:sz w:val="28"/>
+          <w:szCs w:val="28"/>
+        </w:rPr>
+      </w:pPr>
+    </w:p>
+    <w:p>
+      <w:pPr>
+        <w:adjustRightInd w:val="0"/>
+        <w:snapToGrid w:val="0"/>
+        <w:rPr>
+          <w:rFonts w:ascii="標楷體" w:eastAsia="標楷體" w:hAnsi="標楷體"/>
+          <w:bCs/>
+          <w:color w:val="000000" w:themeColor="text1"/>
+          <w:sz w:val="28"/>
+          <w:szCs w:val="28"/>
+        </w:rPr>
+      </w:pPr>
+    </w:p>
+    <w:p>
+      <w:pPr>
+        <w:adjustRightInd w:val="0"/>
+        <w:snapToGrid w:val="0"/>
+        <w:rPr>
+          <w:rFonts w:ascii="標楷體" w:eastAsia="標楷體" w:hAnsi="標楷體"/>
+          <w:bCs/>
+          <w:color w:val="000000" w:themeColor="text1"/>
+          <w:sz w:val="28"/>
+          <w:szCs w:val="28"/>
+        </w:rPr>
+      </w:pPr>
+    </w:p>
+    <w:p>
+      <w:pPr>
+        <w:adjustRightInd w:val="0"/>
+        <w:snapToGrid w:val="0"/>
+        <w:rPr>
+          <w:rFonts w:ascii="標楷體" w:eastAsia="標楷體" w:hAnsi="標楷體"/>
+          <w:bCs/>
+          <w:color w:val="000000" w:themeColor="text1"/>
+          <w:sz w:val="28"/>
+          <w:szCs w:val="28"/>
+        </w:rPr>
+      </w:pPr>
+    </w:p>
+    <w:p>
+      <w:pPr>
+        <w:adjustRightInd w:val="0"/>
+        <w:snapToGrid w:val="0"/>
+        <w:rPr>
+          <w:rFonts w:ascii="標楷體" w:eastAsia="標楷體" w:hAnsi="標楷體"/>
+          <w:bCs/>
+          <w:color w:val="000000" w:themeColor="text1"/>
+          <w:sz w:val="28"/>
+          <w:szCs w:val="28"/>
+        </w:rPr>
+      </w:pPr>
+    </w:p>
+    <w:p>
+      <w:pPr>
+        <w:adjustRightInd w:val="0"/>
+        <w:snapToGrid w:val="0"/>
+        <w:rPr>
+          <w:rFonts w:ascii="標楷體" w:eastAsia="標楷體" w:hAnsi="標楷體"/>
+          <w:color w:val="000000" w:themeColor="text1"/>
+          <w:spacing w:val="-10"/>
+          <w:sz w:val="28"/>
+          <w:szCs w:val="28"/>
+        </w:rPr>
+      </w:pPr>
+      <w:r>
+        <w:rPr>
+          <w:rFonts w:ascii="標楷體" w:eastAsia="標楷體" w:hAnsi="標楷體" w:hint="eastAsia"/>
+          <w:bCs/>
+          <w:color w:val="000000" w:themeColor="text1"/>
+          <w:sz w:val="28"/>
+          <w:szCs w:val="28"/>
+        </w:rPr>
+        <w:t>(</w:t>
+      </w:r>
+      <w:r>
+        <w:rPr>
+          <w:rFonts w:ascii="標楷體" w:eastAsia="標楷體" w:hAnsi="標楷體" w:hint="eastAsia"/>
+          <w:color w:val="000000" w:themeColor="text1"/>
+          <w:spacing w:val="-10"/>
+          <w:sz w:val="28"/>
+          <w:szCs w:val="28"/>
+        </w:rPr>
+        <w:t>題目</w:t>
+      </w:r>
+      <w:r>
+        <w:rPr>
+          <w:rFonts w:ascii="標楷體" w:eastAsia="標楷體" w:hAnsi="標楷體" w:hint="eastAsia"/>
+          <w:color w:val="000000" w:themeColor="text1"/>
+          <w:spacing w:val="-10"/>
+          <w:sz w:val="28"/>
+          <w:szCs w:val="28"/>
+        </w:rPr>
+        <w:t>五</w:t>
+      </w:r>
+      <w:r>
+        <w:rPr>
+          <w:rFonts w:ascii="標楷體" w:eastAsia="標楷體" w:hAnsi="標楷體" w:hint="eastAsia"/>
+          <w:bCs/>
+          <w:color w:val="000000" w:themeColor="text1"/>
+          <w:sz w:val="28"/>
+          <w:szCs w:val="28"/>
+        </w:rPr>
+        <w:t>).</w:t>
+      </w:r>
+      <w:r>
+        <w:rPr>
+          <w:rFonts w:ascii="標楷體" w:eastAsia="標楷體" w:hAnsi="標楷體" w:hint="eastAsia"/>
+          <w:color w:val="000000" w:themeColor="text1"/>
+          <w:spacing w:val="-10"/>
+          <w:sz w:val="28"/>
+          <w:szCs w:val="28"/>
+        </w:rPr>
+        <w:t>請說明什麼是最近鄰居分類法(</w:t>
+      </w:r>
+      <w:r>
+        <w:rPr>
+          <w:rFonts w:ascii="標楷體" w:eastAsia="標楷體" w:hAnsi="標楷體" w:hint="eastAsia"/>
+          <w:color w:val="000000" w:themeColor="text1"/>
+          <w:spacing w:val="-10"/>
+          <w:sz w:val="28"/>
+          <w:szCs w:val="28"/>
+        </w:rPr>
+        <w:t>K</w:t>
+      </w:r>
+      <w:r>
+        <w:rPr>
+          <w:rFonts w:ascii="標楷體" w:eastAsia="標楷體" w:hAnsi="標楷體" w:hint="eastAsia"/>
+          <w:color w:val="000000" w:themeColor="text1"/>
+          <w:spacing w:val="-10"/>
+          <w:sz w:val="28"/>
+          <w:szCs w:val="28"/>
+        </w:rPr>
+        <w:t>-Nearest-Neighbor,KNN)</w:t>
+      </w:r>
+      <w:r>
+        <w:rPr>
+          <w:rFonts w:ascii="標楷體" w:eastAsia="標楷體" w:hAnsi="標楷體" w:hint="eastAsia"/>
+          <w:color w:val="000000" w:themeColor="text1"/>
+          <w:spacing w:val="-10"/>
           <w:sz w:val="28"/>
           <w:szCs w:val="28"/>
         </w:rPr>
@@ -778,189 +1716,48 @@
       </w:r>
       <w:r>
         <w:rPr>
-          <w:rFonts w:ascii="標楷體" w:eastAsia="標楷體" w:hAnsi="標楷體"/>
-          <w:bCs/>
-          <w:color w:val="000000" w:themeColor="text1"/>
-          <w:sz w:val="28"/>
-          <w:szCs w:val="28"/>
+          <w:rFonts w:hint="eastAsia"/>
         </w:rPr>
         <w:t xml:space="preserve"> </w:t>
       </w:r>
       <w:r>
         <w:rPr>
           <w:rFonts w:ascii="標楷體" w:eastAsia="標楷體" w:hAnsi="標楷體" w:hint="eastAsia"/>
-          <w:bCs/>
-          <w:color w:val="000000" w:themeColor="text1"/>
-          <w:sz w:val="28"/>
-          <w:szCs w:val="28"/>
-        </w:rPr>
-        <w:t>須說明均值K-means的計算原理(演算法Algorithm)</w:t>
-      </w:r>
-      <w:r>
-        <w:rPr>
-          <w:rFonts w:ascii="標楷體" w:eastAsia="標楷體" w:hAnsi="標楷體" w:hint="eastAsia"/>
-          <w:bCs/>
-          <w:color w:val="000000" w:themeColor="text1"/>
-          <w:sz w:val="28"/>
-          <w:szCs w:val="28"/>
-        </w:rPr>
-        <w:t xml:space="preserve">   (6分)</w:t>
-      </w:r>
-    </w:p>
-    <w:p>
-      <w:pPr>
-        <w:adjustRightInd w:val="0"/>
-        <w:snapToGrid w:val="0"/>
-        <w:rPr>
-          <w:rFonts w:ascii="標楷體" w:eastAsia="標楷體" w:hAnsi="標楷體"/>
-          <w:bCs/>
-          <w:color w:val="000000" w:themeColor="text1"/>
-          <w:sz w:val="28"/>
-          <w:szCs w:val="28"/>
-        </w:rPr>
-      </w:pPr>
-    </w:p>
-    <w:p>
-      <w:pPr>
-        <w:adjustRightInd w:val="0"/>
-        <w:snapToGrid w:val="0"/>
-        <w:rPr>
-          <w:rFonts w:ascii="標楷體" w:eastAsia="標楷體" w:hAnsi="標楷體"/>
-          <w:bCs/>
-          <w:color w:val="000000" w:themeColor="text1"/>
-          <w:sz w:val="28"/>
-          <w:szCs w:val="28"/>
-        </w:rPr>
-      </w:pPr>
-    </w:p>
-    <w:p>
-      <w:pPr>
-        <w:adjustRightInd w:val="0"/>
-        <w:snapToGrid w:val="0"/>
-        <w:rPr>
-          <w:rFonts w:ascii="標楷體" w:eastAsia="標楷體" w:hAnsi="標楷體"/>
-          <w:bCs/>
-          <w:color w:val="000000" w:themeColor="text1"/>
-          <w:sz w:val="28"/>
-          <w:szCs w:val="28"/>
-        </w:rPr>
-      </w:pPr>
-    </w:p>
-    <w:p>
-      <w:pPr>
-        <w:adjustRightInd w:val="0"/>
-        <w:snapToGrid w:val="0"/>
-        <w:rPr>
-          <w:rFonts w:ascii="標楷體" w:eastAsia="標楷體" w:hAnsi="標楷體"/>
-          <w:bCs/>
-          <w:color w:val="000000" w:themeColor="text1"/>
-          <w:sz w:val="28"/>
-          <w:szCs w:val="28"/>
-        </w:rPr>
-      </w:pPr>
-    </w:p>
-    <w:p>
-      <w:pPr>
-        <w:adjustRightInd w:val="0"/>
-        <w:snapToGrid w:val="0"/>
-        <w:rPr>
-          <w:rFonts w:ascii="標楷體" w:eastAsia="標楷體" w:hAnsi="標楷體"/>
-          <w:bCs/>
-          <w:color w:val="000000" w:themeColor="text1"/>
-          <w:sz w:val="28"/>
-          <w:szCs w:val="28"/>
-        </w:rPr>
-      </w:pPr>
-    </w:p>
-    <w:p>
-      <w:pPr>
-        <w:adjustRightInd w:val="0"/>
-        <w:snapToGrid w:val="0"/>
-        <w:rPr>
-          <w:rFonts w:ascii="標楷體" w:eastAsia="標楷體" w:hAnsi="標楷體"/>
-          <w:bCs/>
-          <w:color w:val="000000" w:themeColor="text1"/>
-          <w:sz w:val="28"/>
-          <w:szCs w:val="28"/>
-        </w:rPr>
-      </w:pPr>
-    </w:p>
-    <w:p>
-      <w:pPr>
-        <w:adjustRightInd w:val="0"/>
-        <w:snapToGrid w:val="0"/>
-        <w:rPr>
-          <w:rFonts w:ascii="標楷體" w:eastAsia="標楷體" w:hAnsi="標楷體"/>
-          <w:bCs/>
-          <w:color w:val="000000" w:themeColor="text1"/>
-          <w:sz w:val="28"/>
-          <w:szCs w:val="28"/>
-        </w:rPr>
-      </w:pPr>
-    </w:p>
-    <w:p>
-      <w:pPr>
-        <w:adjustRightInd w:val="0"/>
-        <w:snapToGrid w:val="0"/>
-        <w:rPr>
-          <w:rFonts w:ascii="標楷體" w:eastAsia="標楷體" w:hAnsi="標楷體"/>
-          <w:bCs/>
-          <w:color w:val="000000" w:themeColor="text1"/>
-          <w:sz w:val="28"/>
-          <w:szCs w:val="28"/>
-        </w:rPr>
-      </w:pPr>
-    </w:p>
-    <w:p>
-      <w:pPr>
-        <w:adjustRightInd w:val="0"/>
-        <w:snapToGrid w:val="0"/>
-        <w:rPr>
-          <w:rFonts w:ascii="標楷體" w:eastAsia="標楷體" w:hAnsi="標楷體"/>
-          <w:bCs/>
-          <w:color w:val="000000" w:themeColor="text1"/>
-          <w:sz w:val="28"/>
-          <w:szCs w:val="28"/>
-        </w:rPr>
-      </w:pPr>
-    </w:p>
-    <w:p>
-      <w:pPr>
-        <w:adjustRightInd w:val="0"/>
-        <w:snapToGrid w:val="0"/>
-        <w:rPr>
-          <w:rFonts w:ascii="標楷體" w:eastAsia="標楷體" w:hAnsi="標楷體"/>
-          <w:bCs/>
-          <w:color w:val="000000" w:themeColor="text1"/>
-          <w:sz w:val="28"/>
-          <w:szCs w:val="28"/>
-        </w:rPr>
-      </w:pPr>
-    </w:p>
-    <w:p>
-      <w:pPr>
-        <w:adjustRightInd w:val="0"/>
-        <w:snapToGrid w:val="0"/>
-        <w:rPr>
-          <w:rFonts w:ascii="標楷體" w:eastAsia="標楷體" w:hAnsi="標楷體"/>
-          <w:bCs/>
-          <w:color w:val="000000" w:themeColor="text1"/>
-          <w:sz w:val="28"/>
-          <w:szCs w:val="28"/>
-        </w:rPr>
-      </w:pPr>
-    </w:p>
-    <w:p>
-      <w:pPr>
-        <w:adjustRightInd w:val="0"/>
-        <w:snapToGrid w:val="0"/>
-        <w:rPr>
-          <w:rFonts w:ascii="標楷體" w:eastAsia="標楷體" w:hAnsi="標楷體"/>
-          <w:sz w:val="28"/>
-          <w:szCs w:val="28"/>
-        </w:rPr>
-      </w:pPr>
-      <w:r>
+          <w:color w:val="000000" w:themeColor="text1"/>
+          <w:spacing w:val="-10"/>
+          <w:sz w:val="28"/>
+          <w:szCs w:val="28"/>
+        </w:rPr>
+        <w:t>須說明最近鄰居法分類法的計算原理(演算法Algorithm)</w:t>
+      </w:r>
+      <w:r>
+        <w:rPr>
+          <w:rFonts w:ascii="標楷體" w:eastAsia="標楷體" w:hAnsi="標楷體" w:hint="eastAsia"/>
+          <w:color w:val="000000" w:themeColor="text1"/>
+          <w:spacing w:val="-10"/>
+          <w:sz w:val="28"/>
+          <w:szCs w:val="28"/>
+        </w:rPr>
+        <w:t xml:space="preserve"> (6分)</w:t>
+      </w:r>
+    </w:p>
+    <w:p>
+      <w:pPr>
+        <w:adjustRightInd w:val="0"/>
+        <w:snapToGrid w:val="0"/>
+        <w:rPr>
+          <w:rFonts w:ascii="標楷體" w:eastAsia="標楷體" w:hAnsi="標楷體"/>
+          <w:color w:val="000000" w:themeColor="text1"/>
+          <w:spacing w:val="-10"/>
+          <w:sz w:val="28"/>
+          <w:szCs w:val="28"/>
+        </w:rPr>
+      </w:pPr>
+    </w:p>
+    <w:p>
+      <w:pPr>
+        <w:adjustRightInd w:val="0"/>
+        <w:snapToGrid w:val="0"/>
         <w:rPr>
           <w:rFonts w:ascii="標楷體" w:eastAsia="標楷體" w:hAnsi="標楷體"/>
           <w:b/>
@@ -968,37 +1765,38 @@
           <w:sz w:val="28"/>
           <w:szCs w:val="28"/>
         </w:rPr>
-        <w:t>(</w:t>
-      </w:r>
-      <w:r>
-        <w:rPr>
-          <w:rFonts w:ascii="標楷體" w:eastAsia="標楷體" w:hAnsi="標楷體" w:hint="eastAsia"/>
-          <w:sz w:val="28"/>
-          <w:szCs w:val="28"/>
-        </w:rPr>
-        <w:t>題目</w:t>
-      </w:r>
-      <w:r>
-        <w:rPr>
-          <w:rFonts w:ascii="標楷體" w:eastAsia="標楷體" w:hAnsi="標楷體" w:hint="eastAsia"/>
+      </w:pPr>
+    </w:p>
+    <w:p>
+      <w:pPr>
+        <w:adjustRightInd w:val="0"/>
+        <w:snapToGrid w:val="0"/>
+        <w:rPr>
+          <w:rFonts w:ascii="標楷體" w:eastAsia="標楷體" w:hAnsi="標楷體"/>
           <w:b/>
           <w:bCs/>
           <w:sz w:val="28"/>
           <w:szCs w:val="28"/>
         </w:rPr>
-        <w:t>三</w:t>
-      </w:r>
-      <w:r>
-        <w:rPr>
-          <w:rFonts w:ascii="標楷體" w:eastAsia="標楷體" w:hAnsi="標楷體" w:hint="eastAsia"/>
+      </w:pPr>
+    </w:p>
+    <w:p>
+      <w:pPr>
+        <w:adjustRightInd w:val="0"/>
+        <w:snapToGrid w:val="0"/>
+        <w:rPr>
+          <w:rFonts w:ascii="標楷體" w:eastAsia="標楷體" w:hAnsi="標楷體"/>
           <w:b/>
           <w:bCs/>
           <w:sz w:val="28"/>
           <w:szCs w:val="28"/>
         </w:rPr>
-        <w:t>)</w:t>
-      </w:r>
-      <w:r>
+      </w:pPr>
+    </w:p>
+    <w:p>
+      <w:pPr>
+        <w:adjustRightInd w:val="0"/>
+        <w:snapToGrid w:val="0"/>
         <w:rPr>
           <w:rFonts w:ascii="標楷體" w:eastAsia="標楷體" w:hAnsi="標楷體"/>
           <w:b/>
@@ -1006,603 +1804,6 @@
           <w:sz w:val="28"/>
           <w:szCs w:val="28"/>
         </w:rPr>
-        <w:t>.</w:t>
-      </w:r>
-      <w:r>
-        <w:rPr>
-          <w:rFonts w:ascii="標楷體" w:eastAsia="標楷體" w:hAnsi="標楷體" w:hint="eastAsia"/>
-          <w:sz w:val="28"/>
-          <w:szCs w:val="28"/>
-        </w:rPr>
-        <w:t>請說明什麼為什麼在資料探勘前，資料必須作「資料標準化」呢?</w:t>
-      </w:r>
-      <w:r>
-        <w:rPr>
-          <w:rFonts w:ascii="標楷體" w:eastAsia="標楷體" w:hAnsi="標楷體"/>
-          <w:sz w:val="28"/>
-          <w:szCs w:val="28"/>
-        </w:rPr>
-        <w:t xml:space="preserve"> </w:t>
-      </w:r>
-      <w:r>
-        <w:rPr>
-          <w:rFonts w:ascii="標楷體" w:eastAsia="標楷體" w:hAnsi="標楷體" w:hint="eastAsia"/>
-          <w:sz w:val="28"/>
-          <w:szCs w:val="28"/>
-        </w:rPr>
-        <w:t>(6分)</w:t>
-      </w:r>
-    </w:p>
-    <w:p>
-      <w:pPr>
-        <w:adjustRightInd w:val="0"/>
-        <w:snapToGrid w:val="0"/>
-        <w:rPr>
-          <w:rFonts w:ascii="標楷體" w:eastAsia="標楷體" w:hAnsi="標楷體"/>
-          <w:sz w:val="28"/>
-          <w:szCs w:val="28"/>
-        </w:rPr>
-      </w:pPr>
-      <w:r>
-        <w:rPr>
-          <w:rFonts w:ascii="標楷體" w:eastAsia="標楷體" w:hAnsi="標楷體" w:hint="eastAsia"/>
-          <w:sz w:val="28"/>
-          <w:szCs w:val="28"/>
-        </w:rPr>
-        <w:t>註:</w:t>
-      </w:r>
-      <w:r>
-        <w:rPr>
-          <w:rFonts w:ascii="標楷體" w:eastAsia="標楷體" w:hAnsi="標楷體" w:hint="eastAsia"/>
-          <w:sz w:val="28"/>
-          <w:szCs w:val="28"/>
-        </w:rPr>
-        <w:t>大</w:t>
-      </w:r>
-      <w:r>
-        <w:rPr>
-          <w:rFonts w:ascii="標楷體" w:eastAsia="標楷體" w:hAnsi="標楷體"/>
-          <w:sz w:val="28"/>
-          <w:szCs w:val="28"/>
-        </w:rPr>
-        <w:t>數據分析</w:t>
-      </w:r>
-      <w:r>
-        <w:rPr>
-          <w:rFonts w:ascii="標楷體" w:eastAsia="標楷體" w:hAnsi="標楷體" w:hint="eastAsia"/>
-          <w:sz w:val="28"/>
-          <w:szCs w:val="28"/>
-        </w:rPr>
-        <w:t>也</w:t>
-      </w:r>
-      <w:r>
-        <w:rPr>
-          <w:rFonts w:ascii="標楷體" w:eastAsia="標楷體" w:hAnsi="標楷體" w:hint="eastAsia"/>
-          <w:sz w:val="28"/>
-          <w:szCs w:val="28"/>
-        </w:rPr>
-        <w:t>可</w:t>
-      </w:r>
-      <w:r>
-        <w:rPr>
-          <w:rFonts w:ascii="標楷體" w:eastAsia="標楷體" w:hAnsi="標楷體" w:hint="eastAsia"/>
-          <w:sz w:val="28"/>
-          <w:szCs w:val="28"/>
-        </w:rPr>
-        <w:t>使用</w:t>
-      </w:r>
-      <w:r>
-        <w:rPr>
-          <w:rFonts w:ascii="標楷體" w:eastAsia="標楷體" w:hAnsi="標楷體" w:hint="eastAsia"/>
-          <w:sz w:val="28"/>
-          <w:szCs w:val="28"/>
-        </w:rPr>
-        <w:t>「資料正規化」</w:t>
-      </w:r>
-      <w:r>
-        <w:rPr>
-          <w:rFonts w:ascii="標楷體" w:eastAsia="標楷體" w:hAnsi="標楷體" w:hint="eastAsia"/>
-          <w:sz w:val="28"/>
-          <w:szCs w:val="28"/>
-        </w:rPr>
-        <w:t>將資料</w:t>
-      </w:r>
-      <w:r>
-        <w:rPr>
-          <w:rFonts w:ascii="標楷體" w:eastAsia="標楷體" w:hAnsi="標楷體"/>
-          <w:sz w:val="28"/>
-          <w:szCs w:val="28"/>
-        </w:rPr>
-        <w:t>按比例縮放至[0,1]的區間中</w:t>
-      </w:r>
-      <w:r>
-        <w:rPr>
-          <w:rFonts w:ascii="標楷體" w:eastAsia="標楷體" w:hAnsi="標楷體" w:hint="eastAsia"/>
-          <w:sz w:val="28"/>
-          <w:szCs w:val="28"/>
-        </w:rPr>
-        <w:t xml:space="preserve"> </w:t>
-      </w:r>
-    </w:p>
-    <w:p>
-      <w:pPr>
-        <w:adjustRightInd w:val="0"/>
-        <w:snapToGrid w:val="0"/>
-        <w:rPr>
-          <w:rFonts w:ascii="標楷體" w:eastAsia="標楷體" w:hAnsi="標楷體"/>
-          <w:bCs/>
-          <w:color w:val="000000" w:themeColor="text1"/>
-          <w:sz w:val="28"/>
-          <w:szCs w:val="28"/>
-        </w:rPr>
-      </w:pPr>
-    </w:p>
-    <w:p>
-      <w:pPr>
-        <w:adjustRightInd w:val="0"/>
-        <w:snapToGrid w:val="0"/>
-        <w:rPr>
-          <w:rFonts w:ascii="標楷體" w:eastAsia="標楷體" w:hAnsi="標楷體"/>
-          <w:bCs/>
-          <w:color w:val="000000" w:themeColor="text1"/>
-          <w:sz w:val="28"/>
-          <w:szCs w:val="28"/>
-        </w:rPr>
-      </w:pPr>
-    </w:p>
-    <w:p>
-      <w:pPr>
-        <w:adjustRightInd w:val="0"/>
-        <w:snapToGrid w:val="0"/>
-        <w:rPr>
-          <w:rFonts w:ascii="標楷體" w:eastAsia="標楷體" w:hAnsi="標楷體"/>
-          <w:bCs/>
-          <w:color w:val="000000" w:themeColor="text1"/>
-          <w:sz w:val="28"/>
-          <w:szCs w:val="28"/>
-        </w:rPr>
-      </w:pPr>
-    </w:p>
-    <w:p>
-      <w:pPr>
-        <w:adjustRightInd w:val="0"/>
-        <w:snapToGrid w:val="0"/>
-        <w:rPr>
-          <w:rFonts w:ascii="標楷體" w:eastAsia="標楷體" w:hAnsi="標楷體"/>
-          <w:bCs/>
-          <w:color w:val="000000" w:themeColor="text1"/>
-          <w:sz w:val="28"/>
-          <w:szCs w:val="28"/>
-        </w:rPr>
-      </w:pPr>
-    </w:p>
-    <w:p>
-      <w:pPr>
-        <w:adjustRightInd w:val="0"/>
-        <w:snapToGrid w:val="0"/>
-        <w:rPr>
-          <w:rFonts w:ascii="標楷體" w:eastAsia="標楷體" w:hAnsi="標楷體"/>
-          <w:bCs/>
-          <w:color w:val="000000" w:themeColor="text1"/>
-          <w:sz w:val="28"/>
-          <w:szCs w:val="28"/>
-        </w:rPr>
-      </w:pPr>
-    </w:p>
-    <w:p>
-      <w:pPr>
-        <w:adjustRightInd w:val="0"/>
-        <w:snapToGrid w:val="0"/>
-        <w:rPr>
-          <w:rFonts w:ascii="標楷體" w:eastAsia="標楷體" w:hAnsi="標楷體"/>
-          <w:bCs/>
-          <w:color w:val="000000" w:themeColor="text1"/>
-          <w:sz w:val="28"/>
-          <w:szCs w:val="28"/>
-        </w:rPr>
-      </w:pPr>
-    </w:p>
-    <w:p>
-      <w:pPr>
-        <w:adjustRightInd w:val="0"/>
-        <w:snapToGrid w:val="0"/>
-        <w:rPr>
-          <w:rFonts w:ascii="標楷體" w:eastAsia="標楷體" w:hAnsi="標楷體"/>
-          <w:bCs/>
-          <w:color w:val="000000" w:themeColor="text1"/>
-          <w:sz w:val="28"/>
-          <w:szCs w:val="28"/>
-        </w:rPr>
-      </w:pPr>
-    </w:p>
-    <w:p>
-      <w:pPr>
-        <w:adjustRightInd w:val="0"/>
-        <w:snapToGrid w:val="0"/>
-        <w:rPr>
-          <w:rFonts w:ascii="標楷體" w:eastAsia="標楷體" w:hAnsi="標楷體"/>
-          <w:bCs/>
-          <w:color w:val="000000" w:themeColor="text1"/>
-          <w:sz w:val="28"/>
-          <w:szCs w:val="28"/>
-        </w:rPr>
-      </w:pPr>
-    </w:p>
-    <w:p>
-      <w:pPr>
-        <w:adjustRightInd w:val="0"/>
-        <w:snapToGrid w:val="0"/>
-        <w:rPr>
-          <w:rFonts w:ascii="標楷體" w:eastAsia="標楷體" w:hAnsi="標楷體"/>
-          <w:bCs/>
-          <w:color w:val="000000" w:themeColor="text1"/>
-          <w:sz w:val="28"/>
-          <w:szCs w:val="28"/>
-        </w:rPr>
-      </w:pPr>
-      <w:r>
-        <w:rPr>
-          <w:rFonts w:ascii="標楷體" w:eastAsia="標楷體" w:hAnsi="標楷體" w:hint="eastAsia"/>
-          <w:bCs/>
-          <w:color w:val="000000" w:themeColor="text1"/>
-          <w:sz w:val="28"/>
-          <w:szCs w:val="28"/>
-        </w:rPr>
-        <w:t>（</w:t>
-      </w:r>
-      <w:r>
-        <w:rPr>
-          <w:rFonts w:ascii="標楷體" w:eastAsia="標楷體" w:hAnsi="標楷體" w:hint="eastAsia"/>
-          <w:bCs/>
-          <w:color w:val="000000" w:themeColor="text1"/>
-          <w:sz w:val="28"/>
-          <w:szCs w:val="28"/>
-        </w:rPr>
-        <w:t>題目</w:t>
-      </w:r>
-      <w:r>
-        <w:rPr>
-          <w:rFonts w:ascii="標楷體" w:eastAsia="標楷體" w:hAnsi="標楷體" w:hint="eastAsia"/>
-          <w:bCs/>
-          <w:color w:val="000000" w:themeColor="text1"/>
-          <w:sz w:val="28"/>
-          <w:szCs w:val="28"/>
-        </w:rPr>
-        <w:t>四</w:t>
-      </w:r>
-      <w:r>
-        <w:rPr>
-          <w:rFonts w:ascii="標楷體" w:eastAsia="標楷體" w:hAnsi="標楷體" w:hint="eastAsia"/>
-          <w:bCs/>
-          <w:color w:val="000000" w:themeColor="text1"/>
-          <w:sz w:val="28"/>
-          <w:szCs w:val="28"/>
-        </w:rPr>
-        <w:t>）．</w:t>
-      </w:r>
-      <w:r>
-        <w:rPr>
-          <w:rFonts w:ascii="標楷體" w:eastAsia="標楷體" w:hAnsi="標楷體" w:hint="eastAsia"/>
-          <w:bCs/>
-          <w:color w:val="000000" w:themeColor="text1"/>
-          <w:sz w:val="28"/>
-          <w:szCs w:val="28"/>
-        </w:rPr>
-        <w:t>請說明什麼是:分類Classification，須包括它主要拿來作什麼用途 ?  (6分)</w:t>
-      </w:r>
-    </w:p>
-    <w:p>
-      <w:pPr>
-        <w:adjustRightInd w:val="0"/>
-        <w:snapToGrid w:val="0"/>
-        <w:rPr>
-          <w:rFonts w:ascii="標楷體" w:eastAsia="標楷體" w:hAnsi="標楷體"/>
-          <w:bCs/>
-          <w:color w:val="000000" w:themeColor="text1"/>
-          <w:sz w:val="28"/>
-          <w:szCs w:val="28"/>
-        </w:rPr>
-      </w:pPr>
-    </w:p>
-    <w:p>
-      <w:pPr>
-        <w:adjustRightInd w:val="0"/>
-        <w:snapToGrid w:val="0"/>
-        <w:rPr>
-          <w:rFonts w:ascii="標楷體" w:eastAsia="標楷體" w:hAnsi="標楷體"/>
-          <w:bCs/>
-          <w:color w:val="000000" w:themeColor="text1"/>
-          <w:sz w:val="28"/>
-          <w:szCs w:val="28"/>
-        </w:rPr>
-      </w:pPr>
-    </w:p>
-    <w:p>
-      <w:pPr>
-        <w:adjustRightInd w:val="0"/>
-        <w:snapToGrid w:val="0"/>
-        <w:rPr>
-          <w:rFonts w:ascii="標楷體" w:eastAsia="標楷體" w:hAnsi="標楷體"/>
-          <w:bCs/>
-          <w:color w:val="000000" w:themeColor="text1"/>
-          <w:sz w:val="28"/>
-          <w:szCs w:val="28"/>
-        </w:rPr>
-      </w:pPr>
-    </w:p>
-    <w:p>
-      <w:pPr>
-        <w:adjustRightInd w:val="0"/>
-        <w:snapToGrid w:val="0"/>
-        <w:rPr>
-          <w:rFonts w:ascii="標楷體" w:eastAsia="標楷體" w:hAnsi="標楷體"/>
-          <w:bCs/>
-          <w:color w:val="000000" w:themeColor="text1"/>
-          <w:sz w:val="28"/>
-          <w:szCs w:val="28"/>
-        </w:rPr>
-      </w:pPr>
-    </w:p>
-    <w:p>
-      <w:pPr>
-        <w:adjustRightInd w:val="0"/>
-        <w:snapToGrid w:val="0"/>
-        <w:rPr>
-          <w:rFonts w:ascii="標楷體" w:eastAsia="標楷體" w:hAnsi="標楷體"/>
-          <w:bCs/>
-          <w:color w:val="000000" w:themeColor="text1"/>
-          <w:sz w:val="28"/>
-          <w:szCs w:val="28"/>
-        </w:rPr>
-      </w:pPr>
-    </w:p>
-    <w:p>
-      <w:pPr>
-        <w:adjustRightInd w:val="0"/>
-        <w:snapToGrid w:val="0"/>
-        <w:rPr>
-          <w:rFonts w:ascii="標楷體" w:eastAsia="標楷體" w:hAnsi="標楷體"/>
-          <w:bCs/>
-          <w:color w:val="000000" w:themeColor="text1"/>
-          <w:sz w:val="28"/>
-          <w:szCs w:val="28"/>
-        </w:rPr>
-      </w:pPr>
-    </w:p>
-    <w:p>
-      <w:pPr>
-        <w:adjustRightInd w:val="0"/>
-        <w:snapToGrid w:val="0"/>
-        <w:rPr>
-          <w:rFonts w:ascii="標楷體" w:eastAsia="標楷體" w:hAnsi="標楷體"/>
-          <w:bCs/>
-          <w:color w:val="000000" w:themeColor="text1"/>
-          <w:sz w:val="28"/>
-          <w:szCs w:val="28"/>
-        </w:rPr>
-      </w:pPr>
-    </w:p>
-    <w:p>
-      <w:pPr>
-        <w:adjustRightInd w:val="0"/>
-        <w:snapToGrid w:val="0"/>
-        <w:rPr>
-          <w:rFonts w:ascii="標楷體" w:eastAsia="標楷體" w:hAnsi="標楷體"/>
-          <w:bCs/>
-          <w:color w:val="000000" w:themeColor="text1"/>
-          <w:sz w:val="28"/>
-          <w:szCs w:val="28"/>
-        </w:rPr>
-      </w:pPr>
-    </w:p>
-    <w:p>
-      <w:pPr>
-        <w:adjustRightInd w:val="0"/>
-        <w:snapToGrid w:val="0"/>
-        <w:rPr>
-          <w:rFonts w:ascii="標楷體" w:eastAsia="標楷體" w:hAnsi="標楷體"/>
-          <w:bCs/>
-          <w:color w:val="000000" w:themeColor="text1"/>
-          <w:sz w:val="28"/>
-          <w:szCs w:val="28"/>
-        </w:rPr>
-      </w:pPr>
-    </w:p>
-    <w:p>
-      <w:pPr>
-        <w:adjustRightInd w:val="0"/>
-        <w:snapToGrid w:val="0"/>
-        <w:rPr>
-          <w:rFonts w:ascii="標楷體" w:eastAsia="標楷體" w:hAnsi="標楷體"/>
-          <w:bCs/>
-          <w:color w:val="000000" w:themeColor="text1"/>
-          <w:sz w:val="28"/>
-          <w:szCs w:val="28"/>
-        </w:rPr>
-      </w:pPr>
-    </w:p>
-    <w:p>
-      <w:pPr>
-        <w:adjustRightInd w:val="0"/>
-        <w:snapToGrid w:val="0"/>
-        <w:rPr>
-          <w:rFonts w:ascii="標楷體" w:eastAsia="標楷體" w:hAnsi="標楷體"/>
-          <w:bCs/>
-          <w:color w:val="000000" w:themeColor="text1"/>
-          <w:sz w:val="28"/>
-          <w:szCs w:val="28"/>
-        </w:rPr>
-      </w:pPr>
-    </w:p>
-    <w:p>
-      <w:pPr>
-        <w:adjustRightInd w:val="0"/>
-        <w:snapToGrid w:val="0"/>
-        <w:rPr>
-          <w:rFonts w:ascii="標楷體" w:eastAsia="標楷體" w:hAnsi="標楷體"/>
-          <w:bCs/>
-          <w:color w:val="000000" w:themeColor="text1"/>
-          <w:sz w:val="28"/>
-          <w:szCs w:val="28"/>
-        </w:rPr>
-      </w:pPr>
-    </w:p>
-    <w:p>
-      <w:pPr>
-        <w:adjustRightInd w:val="0"/>
-        <w:snapToGrid w:val="0"/>
-        <w:rPr>
-          <w:rFonts w:ascii="標楷體" w:eastAsia="標楷體" w:hAnsi="標楷體"/>
-          <w:bCs/>
-          <w:color w:val="000000" w:themeColor="text1"/>
-          <w:sz w:val="28"/>
-          <w:szCs w:val="28"/>
-        </w:rPr>
-      </w:pPr>
-    </w:p>
-    <w:p>
-      <w:pPr>
-        <w:adjustRightInd w:val="0"/>
-        <w:snapToGrid w:val="0"/>
-        <w:rPr>
-          <w:rFonts w:ascii="標楷體" w:eastAsia="標楷體" w:hAnsi="標楷體"/>
-          <w:bCs/>
-          <w:color w:val="000000" w:themeColor="text1"/>
-          <w:sz w:val="28"/>
-          <w:szCs w:val="28"/>
-        </w:rPr>
-      </w:pPr>
-    </w:p>
-    <w:p>
-      <w:pPr>
-        <w:adjustRightInd w:val="0"/>
-        <w:snapToGrid w:val="0"/>
-        <w:rPr>
-          <w:rFonts w:ascii="標楷體" w:eastAsia="標楷體" w:hAnsi="標楷體"/>
-          <w:color w:val="000000" w:themeColor="text1"/>
-          <w:spacing w:val="-10"/>
-          <w:sz w:val="28"/>
-          <w:szCs w:val="28"/>
-        </w:rPr>
-      </w:pPr>
-      <w:r>
-        <w:rPr>
-          <w:rFonts w:ascii="標楷體" w:eastAsia="標楷體" w:hAnsi="標楷體" w:hint="eastAsia"/>
-          <w:bCs/>
-          <w:color w:val="000000" w:themeColor="text1"/>
-          <w:sz w:val="28"/>
-          <w:szCs w:val="28"/>
-        </w:rPr>
-        <w:t>(</w:t>
-      </w:r>
-      <w:r>
-        <w:rPr>
-          <w:rFonts w:ascii="標楷體" w:eastAsia="標楷體" w:hAnsi="標楷體" w:hint="eastAsia"/>
-          <w:color w:val="000000" w:themeColor="text1"/>
-          <w:spacing w:val="-10"/>
-          <w:sz w:val="28"/>
-          <w:szCs w:val="28"/>
-        </w:rPr>
-        <w:t>題目</w:t>
-      </w:r>
-      <w:r>
-        <w:rPr>
-          <w:rFonts w:ascii="標楷體" w:eastAsia="標楷體" w:hAnsi="標楷體" w:hint="eastAsia"/>
-          <w:color w:val="000000" w:themeColor="text1"/>
-          <w:spacing w:val="-10"/>
-          <w:sz w:val="28"/>
-          <w:szCs w:val="28"/>
-        </w:rPr>
-        <w:t>五</w:t>
-      </w:r>
-      <w:r>
-        <w:rPr>
-          <w:rFonts w:ascii="標楷體" w:eastAsia="標楷體" w:hAnsi="標楷體" w:hint="eastAsia"/>
-          <w:bCs/>
-          <w:color w:val="000000" w:themeColor="text1"/>
-          <w:sz w:val="28"/>
-          <w:szCs w:val="28"/>
-        </w:rPr>
-        <w:t>).</w:t>
-      </w:r>
-      <w:r>
-        <w:rPr>
-          <w:rFonts w:ascii="標楷體" w:eastAsia="標楷體" w:hAnsi="標楷體" w:hint="eastAsia"/>
-          <w:color w:val="000000" w:themeColor="text1"/>
-          <w:spacing w:val="-10"/>
-          <w:sz w:val="28"/>
-          <w:szCs w:val="28"/>
-        </w:rPr>
-        <w:t>請說明什麼是最近鄰居法分類法(</w:t>
-      </w:r>
-      <w:r>
-        <w:rPr>
-          <w:rFonts w:ascii="標楷體" w:eastAsia="標楷體" w:hAnsi="標楷體" w:hint="eastAsia"/>
-          <w:color w:val="000000" w:themeColor="text1"/>
-          <w:spacing w:val="-10"/>
-          <w:sz w:val="28"/>
-          <w:szCs w:val="28"/>
-        </w:rPr>
-        <w:t>K</w:t>
-      </w:r>
-      <w:r>
-        <w:rPr>
-          <w:rFonts w:ascii="標楷體" w:eastAsia="標楷體" w:hAnsi="標楷體" w:hint="eastAsia"/>
-          <w:color w:val="000000" w:themeColor="text1"/>
-          <w:spacing w:val="-10"/>
-          <w:sz w:val="28"/>
-          <w:szCs w:val="28"/>
-        </w:rPr>
-        <w:t>-Nearest-Neighbor,KNN)</w:t>
-      </w:r>
-      <w:r>
-        <w:rPr>
-          <w:rFonts w:ascii="標楷體" w:eastAsia="標楷體" w:hAnsi="標楷體" w:hint="eastAsia"/>
-          <w:color w:val="000000" w:themeColor="text1"/>
-          <w:spacing w:val="-10"/>
-          <w:sz w:val="28"/>
-          <w:szCs w:val="28"/>
-        </w:rPr>
-        <w:t>?</w:t>
-      </w:r>
-      <w:r>
-        <w:rPr>
-          <w:rFonts w:hint="eastAsia"/>
-        </w:rPr>
-        <w:t xml:space="preserve"> </w:t>
-      </w:r>
-      <w:r>
-        <w:rPr>
-          <w:rFonts w:ascii="標楷體" w:eastAsia="標楷體" w:hAnsi="標楷體" w:hint="eastAsia"/>
-          <w:color w:val="000000" w:themeColor="text1"/>
-          <w:spacing w:val="-10"/>
-          <w:sz w:val="28"/>
-          <w:szCs w:val="28"/>
-        </w:rPr>
-        <w:t>須說明最近鄰居法分類法的計算原理(演算法Algorithm)</w:t>
-      </w:r>
-      <w:r>
-        <w:rPr>
-          <w:rFonts w:ascii="標楷體" w:eastAsia="標楷體" w:hAnsi="標楷體" w:hint="eastAsia"/>
-          <w:color w:val="000000" w:themeColor="text1"/>
-          <w:spacing w:val="-10"/>
-          <w:sz w:val="28"/>
-          <w:szCs w:val="28"/>
-        </w:rPr>
-        <w:t xml:space="preserve"> (6分)</w:t>
-      </w:r>
-    </w:p>
-    <w:p>
-      <w:pPr>
-        <w:adjustRightInd w:val="0"/>
-        <w:snapToGrid w:val="0"/>
-        <w:rPr>
-          <w:rFonts w:ascii="標楷體" w:eastAsia="標楷體" w:hAnsi="標楷體"/>
-          <w:color w:val="000000" w:themeColor="text1"/>
-          <w:spacing w:val="-10"/>
-          <w:sz w:val="28"/>
-          <w:szCs w:val="28"/>
-        </w:rPr>
       </w:pPr>
     </w:p>
     <w:p>
@@ -1624,6 +1825,97 @@
         <w:snapToGrid w:val="0"/>
         <w:rPr>
           <w:rFonts w:ascii="標楷體" w:eastAsia="標楷體" w:hAnsi="標楷體"/>
+          <w:b/>
+          <w:bCs/>
+          <w:sz w:val="28"/>
+          <w:szCs w:val="28"/>
+        </w:rPr>
+      </w:pPr>
+    </w:p>
+    <w:p>
+      <w:pPr>
+        <w:adjustRightInd w:val="0"/>
+        <w:snapToGrid w:val="0"/>
+        <w:rPr>
+          <w:rFonts w:ascii="標楷體" w:eastAsia="標楷體" w:hAnsi="標楷體"/>
+          <w:b/>
+          <w:bCs/>
+          <w:sz w:val="28"/>
+          <w:szCs w:val="28"/>
+        </w:rPr>
+      </w:pPr>
+    </w:p>
+    <w:p>
+      <w:pPr>
+        <w:adjustRightInd w:val="0"/>
+        <w:snapToGrid w:val="0"/>
+        <w:rPr>
+          <w:rFonts w:ascii="標楷體" w:eastAsia="標楷體" w:hAnsi="標楷體"/>
+          <w:b/>
+          <w:bCs/>
+          <w:sz w:val="28"/>
+          <w:szCs w:val="28"/>
+        </w:rPr>
+      </w:pPr>
+    </w:p>
+    <w:p>
+      <w:pPr>
+        <w:adjustRightInd w:val="0"/>
+        <w:snapToGrid w:val="0"/>
+        <w:rPr>
+          <w:rFonts w:ascii="標楷體" w:eastAsia="標楷體" w:hAnsi="標楷體"/>
+          <w:b/>
+          <w:bCs/>
+          <w:sz w:val="28"/>
+          <w:szCs w:val="28"/>
+        </w:rPr>
+      </w:pPr>
+    </w:p>
+    <w:p>
+      <w:pPr>
+        <w:adjustRightInd w:val="0"/>
+        <w:snapToGrid w:val="0"/>
+        <w:rPr>
+          <w:rFonts w:ascii="標楷體" w:eastAsia="標楷體" w:hAnsi="標楷體"/>
+          <w:b/>
+          <w:bCs/>
+          <w:sz w:val="28"/>
+          <w:szCs w:val="28"/>
+        </w:rPr>
+      </w:pPr>
+    </w:p>
+    <w:p>
+      <w:pPr>
+        <w:adjustRightInd w:val="0"/>
+        <w:snapToGrid w:val="0"/>
+        <w:rPr>
+          <w:rFonts w:ascii="標楷體" w:eastAsia="標楷體" w:hAnsi="標楷體"/>
+          <w:b/>
+          <w:bCs/>
+          <w:sz w:val="28"/>
+          <w:szCs w:val="28"/>
+        </w:rPr>
+      </w:pPr>
+    </w:p>
+    <w:p>
+      <w:pPr>
+        <w:adjustRightInd w:val="0"/>
+        <w:snapToGrid w:val="0"/>
+        <w:rPr>
+          <w:rFonts w:ascii="標楷體" w:eastAsia="標楷體" w:hAnsi="標楷體"/>
+          <w:b/>
+          <w:bCs/>
+          <w:sz w:val="28"/>
+          <w:szCs w:val="28"/>
+        </w:rPr>
+      </w:pPr>
+    </w:p>
+    <w:p>
+      <w:pPr>
+        <w:adjustRightInd w:val="0"/>
+        <w:snapToGrid w:val="0"/>
+        <w:rPr>
+          <w:rFonts w:ascii="標楷體" w:eastAsia="標楷體" w:hAnsi="標楷體" w:hint="eastAsia"/>
           <w:b/>
           <w:bCs/>
           <w:sz w:val="28"/>
@@ -1632,162 +1924,6 @@
       </w:pPr>
       <w:bookmarkStart w:id="0" w:name="_GoBack"/>
       <w:bookmarkEnd w:id="0"/>
-    </w:p>
-    <w:p>
-      <w:pPr>
-        <w:adjustRightInd w:val="0"/>
-        <w:snapToGrid w:val="0"/>
-        <w:rPr>
-          <w:rFonts w:ascii="標楷體" w:eastAsia="標楷體" w:hAnsi="標楷體"/>
-          <w:b/>
-          <w:bCs/>
-          <w:sz w:val="28"/>
-          <w:szCs w:val="28"/>
-        </w:rPr>
-      </w:pPr>
-    </w:p>
-    <w:p>
-      <w:pPr>
-        <w:adjustRightInd w:val="0"/>
-        <w:snapToGrid w:val="0"/>
-        <w:rPr>
-          <w:rFonts w:ascii="標楷體" w:eastAsia="標楷體" w:hAnsi="標楷體"/>
-          <w:b/>
-          <w:bCs/>
-          <w:sz w:val="28"/>
-          <w:szCs w:val="28"/>
-        </w:rPr>
-      </w:pPr>
-    </w:p>
-    <w:p>
-      <w:pPr>
-        <w:adjustRightInd w:val="0"/>
-        <w:snapToGrid w:val="0"/>
-        <w:rPr>
-          <w:rFonts w:ascii="標楷體" w:eastAsia="標楷體" w:hAnsi="標楷體"/>
-          <w:b/>
-          <w:bCs/>
-          <w:sz w:val="28"/>
-          <w:szCs w:val="28"/>
-        </w:rPr>
-      </w:pPr>
-    </w:p>
-    <w:p>
-      <w:pPr>
-        <w:adjustRightInd w:val="0"/>
-        <w:snapToGrid w:val="0"/>
-        <w:rPr>
-          <w:rFonts w:ascii="標楷體" w:eastAsia="標楷體" w:hAnsi="標楷體"/>
-          <w:b/>
-          <w:bCs/>
-          <w:sz w:val="28"/>
-          <w:szCs w:val="28"/>
-        </w:rPr>
-      </w:pPr>
-    </w:p>
-    <w:p>
-      <w:pPr>
-        <w:adjustRightInd w:val="0"/>
-        <w:snapToGrid w:val="0"/>
-        <w:rPr>
-          <w:rFonts w:ascii="標楷體" w:eastAsia="標楷體" w:hAnsi="標楷體"/>
-          <w:b/>
-          <w:bCs/>
-          <w:sz w:val="28"/>
-          <w:szCs w:val="28"/>
-        </w:rPr>
-      </w:pPr>
-    </w:p>
-    <w:p>
-      <w:pPr>
-        <w:adjustRightInd w:val="0"/>
-        <w:snapToGrid w:val="0"/>
-        <w:rPr>
-          <w:rFonts w:ascii="標楷體" w:eastAsia="標楷體" w:hAnsi="標楷體"/>
-          <w:b/>
-          <w:bCs/>
-          <w:sz w:val="28"/>
-          <w:szCs w:val="28"/>
-        </w:rPr>
-      </w:pPr>
-    </w:p>
-    <w:p>
-      <w:pPr>
-        <w:adjustRightInd w:val="0"/>
-        <w:snapToGrid w:val="0"/>
-        <w:rPr>
-          <w:rFonts w:ascii="標楷體" w:eastAsia="標楷體" w:hAnsi="標楷體"/>
-          <w:b/>
-          <w:bCs/>
-          <w:sz w:val="28"/>
-          <w:szCs w:val="28"/>
-        </w:rPr>
-      </w:pPr>
-    </w:p>
-    <w:p>
-      <w:pPr>
-        <w:adjustRightInd w:val="0"/>
-        <w:snapToGrid w:val="0"/>
-        <w:rPr>
-          <w:rFonts w:ascii="標楷體" w:eastAsia="標楷體" w:hAnsi="標楷體"/>
-          <w:b/>
-          <w:bCs/>
-          <w:sz w:val="28"/>
-          <w:szCs w:val="28"/>
-        </w:rPr>
-      </w:pPr>
-    </w:p>
-    <w:p>
-      <w:pPr>
-        <w:adjustRightInd w:val="0"/>
-        <w:snapToGrid w:val="0"/>
-        <w:rPr>
-          <w:rFonts w:ascii="標楷體" w:eastAsia="標楷體" w:hAnsi="標楷體"/>
-          <w:b/>
-          <w:bCs/>
-          <w:sz w:val="28"/>
-          <w:szCs w:val="28"/>
-        </w:rPr>
-      </w:pPr>
-    </w:p>
-    <w:p>
-      <w:pPr>
-        <w:adjustRightInd w:val="0"/>
-        <w:snapToGrid w:val="0"/>
-        <w:rPr>
-          <w:rFonts w:ascii="標楷體" w:eastAsia="標楷體" w:hAnsi="標楷體"/>
-          <w:b/>
-          <w:bCs/>
-          <w:sz w:val="28"/>
-          <w:szCs w:val="28"/>
-        </w:rPr>
-      </w:pPr>
-    </w:p>
-    <w:p>
-      <w:pPr>
-        <w:adjustRightInd w:val="0"/>
-        <w:snapToGrid w:val="0"/>
-        <w:rPr>
-          <w:rFonts w:ascii="標楷體" w:eastAsia="標楷體" w:hAnsi="標楷體"/>
-          <w:b/>
-          <w:bCs/>
-          <w:sz w:val="28"/>
-          <w:szCs w:val="28"/>
-        </w:rPr>
-      </w:pPr>
-    </w:p>
-    <w:p>
-      <w:pPr>
-        <w:adjustRightInd w:val="0"/>
-        <w:snapToGrid w:val="0"/>
-        <w:rPr>
-          <w:rFonts w:ascii="標楷體" w:eastAsia="標楷體" w:hAnsi="標楷體"/>
-          <w:b/>
-          <w:bCs/>
-          <w:sz w:val="28"/>
-          <w:szCs w:val="28"/>
-        </w:rPr>
-      </w:pPr>
     </w:p>
     <w:sectPr>
       <w:pgSz w:w="11906" w:h="16838"/>
